--- a/docs/companion_movement_plan_2026-05-11.docx
+++ b/docs/companion_movement_plan_2026-05-11.docx
@@ -148,34 +148,10 @@
           <w:b/>
           <w:bCs/>
         </w:rPr>
-        <w:t xml:space="preserve">Formation </w:t>
-      </w:r>
-      <w:proofErr w:type="gramStart"/>
-      <w:r>
-        <w:rPr>
-          <w:b/>
-          <w:bCs/>
-        </w:rPr>
-        <w:t>follow</w:t>
-      </w:r>
-      <w:proofErr w:type="gramEnd"/>
-      <w:r>
-        <w:rPr>
-          <w:b/>
-          <w:bCs/>
-        </w:rPr>
-        <w:t xml:space="preserve">. </w:t>
-      </w:r>
-      <w:r>
-        <w:t xml:space="preserve">The companion holds a configurable offset behind and to the right of the player, predicts where the player is heading from their velocity, and sprints to catch up if it falls behind a threshold distance. It has idle </w:t>
-      </w:r>
-      <w:proofErr w:type="gramStart"/>
-      <w:r>
-        <w:t>hysteresis</w:t>
-      </w:r>
-      <w:proofErr w:type="gramEnd"/>
-      <w:r>
-        <w:t xml:space="preserve"> so it doesn't jitter when the player rotates in place.</w:t>
+        <w:t xml:space="preserve">Formation follow. </w:t>
+      </w:r>
+      <w:r>
+        <w:t>The companion holds a configurable offset behind and to the right of the player, predicts where the player is heading from their velocity, and sprints to catch up if it falls behind a threshold distance. It has idle hysteresis so it doesn't jitter when the player rotates in place.</w:t>
       </w:r>
     </w:p>
     <w:p>
@@ -215,15 +191,7 @@
         <w:t xml:space="preserve">Revive. </w:t>
       </w:r>
       <w:r>
-        <w:t xml:space="preserve">When the player goes down, the companion drops what it is doing, sprints to the player, holds proximity for four seconds, and revives. The task handles the awkward edge cases — revived by someone else mid-task, </w:t>
-      </w:r>
-      <w:proofErr w:type="spellStart"/>
-      <w:r>
-        <w:t>bleedout</w:t>
-      </w:r>
-      <w:proofErr w:type="spellEnd"/>
-      <w:r>
-        <w:t xml:space="preserve"> expiry, path blocked, player out of range.</w:t>
+        <w:t>When the player goes down, the companion drops what it is doing, sprints to the player, holds proximity for four seconds, and revives. The task handles the awkward edge cases — revived by someone else mid-task, bleedout expiry, path blocked, player out of range.</w:t>
       </w:r>
     </w:p>
     <w:p>
@@ -403,23 +371,7 @@
         <w:t xml:space="preserve">Frame. </w:t>
       </w:r>
       <w:r>
-        <w:t xml:space="preserve">Make the companion we already have </w:t>
-      </w:r>
-      <w:proofErr w:type="gramStart"/>
-      <w:r>
-        <w:t>actually shippable</w:t>
-      </w:r>
-      <w:proofErr w:type="gramEnd"/>
-      <w:r>
-        <w:t xml:space="preserve"> before adding more to it. The traversal and animation bugs we already know about will keep biting whatever new features we layer </w:t>
-      </w:r>
-      <w:proofErr w:type="gramStart"/>
-      <w:r>
-        <w:t>on, and</w:t>
-      </w:r>
-      <w:proofErr w:type="gramEnd"/>
-      <w:r>
-        <w:t xml:space="preserve"> will be more expensive to debug once buried under additional behaviour.</w:t>
+        <w:t>Make the companion we already have actually shippable before adding more to it. The traversal and animation bugs we already know about will keep biting whatever new features we layer on, and will be more expensive to debug once buried under additional behaviour.</w:t>
       </w:r>
     </w:p>
     <w:p>
@@ -453,36 +405,20 @@
         <w:spacing w:after="60" w:line="280" w:lineRule="auto"/>
       </w:pPr>
       <w:r>
-        <w:t xml:space="preserve">Audit and align the companion's capsule with the </w:t>
-      </w:r>
-      <w:proofErr w:type="gramStart"/>
-      <w:r>
-        <w:t>player's</w:t>
-      </w:r>
-      <w:proofErr w:type="gramEnd"/>
-      <w:r>
-        <w:t xml:space="preserve"> to rule out the radius mismatch theory.</w:t>
-      </w:r>
-    </w:p>
-    <w:p>
-      <w:pPr>
-        <w:pStyle w:val="ListParagraph"/>
-        <w:numPr>
-          <w:ilvl w:val="0"/>
-          <w:numId w:val="2"/>
-        </w:numPr>
-        <w:spacing w:after="60" w:line="280" w:lineRule="auto"/>
-      </w:pPr>
-      <w:r>
-        <w:t xml:space="preserve">Add strafe and back-step locomotion poses; decouple the </w:t>
-      </w:r>
-      <w:proofErr w:type="spellStart"/>
-      <w:r>
-        <w:t>blendspace</w:t>
-      </w:r>
-      <w:proofErr w:type="spellEnd"/>
-      <w:r>
-        <w:t xml:space="preserve"> from raw speed values so future tuning does not break visuals.</w:t>
+        <w:t>Audit and align the companion's capsule with the player's to rule out the radius mismatch theory.</w:t>
+      </w:r>
+    </w:p>
+    <w:p>
+      <w:pPr>
+        <w:pStyle w:val="ListParagraph"/>
+        <w:numPr>
+          <w:ilvl w:val="0"/>
+          <w:numId w:val="2"/>
+        </w:numPr>
+        <w:spacing w:after="60" w:line="280" w:lineRule="auto"/>
+      </w:pPr>
+      <w:r>
+        <w:t>Add strafe and back-step locomotion poses; decouple the blendspace from raw speed values so future tuning does not break visuals.</w:t>
       </w:r>
     </w:p>
     <w:p>
@@ -507,10 +443,10 @@
           <w:b/>
           <w:bCs/>
         </w:rPr>
-        <w:t xml:space="preserve">Effort: </w:t>
-      </w:r>
-      <w:r>
-        <w:t>Medium — roughly four to six weeks.</w:t>
+        <w:t xml:space="preserve">What it buys us: </w:t>
+      </w:r>
+      <w:r>
+        <w:t>Confidence the companion behaves the same on every machine, in multiplayer, after every refactor. Removes the class of "works in editor, fails in playtest" surprises.</w:t>
       </w:r>
     </w:p>
     <w:p>
@@ -522,10 +458,109 @@
           <w:b/>
           <w:bCs/>
         </w:rPr>
+        <w:t xml:space="preserve">What it doesn't: </w:t>
+      </w:r>
+      <w:r>
+        <w:t>Add any new gameplay surface. The supervisor and playtesters won't see new features — only fewer bugs.</w:t>
+      </w:r>
+    </w:p>
+    <w:p>
+      <w:pPr>
+        <w:pStyle w:val="Heading3"/>
+      </w:pPr>
+      <w:r>
+        <w:t>Path B — Tactical / Behavioural Depth</w:t>
+      </w:r>
+    </w:p>
+    <w:p>
+      <w:pPr>
+        <w:spacing w:after="120" w:line="280" w:lineRule="auto"/>
+      </w:pPr>
+      <w:r>
+        <w:rPr>
+          <w:b/>
+          <w:bCs/>
+        </w:rPr>
+        <w:t xml:space="preserve">Frame. </w:t>
+      </w:r>
+      <w:r>
+        <w:t>Make the companion feel like a real squadmate, not a follower with a gun. Today it is a competent autonomous actor; the next step is making its decisions visibly tactical.</w:t>
+      </w:r>
+    </w:p>
+    <w:p>
+      <w:pPr>
+        <w:spacing w:after="60"/>
+      </w:pPr>
+      <w:r>
+        <w:t>Concrete work:</w:t>
+      </w:r>
+    </w:p>
+    <w:p>
+      <w:pPr>
+        <w:pStyle w:val="ListParagraph"/>
+        <w:numPr>
+          <w:ilvl w:val="0"/>
+          <w:numId w:val="2"/>
+        </w:numPr>
+        <w:spacing w:after="60" w:line="280" w:lineRule="auto"/>
+      </w:pPr>
+      <w:r>
+        <w:t>Multiple engagement patterns — suppress, flank, push — chosen based on cover availability and enemy count.</w:t>
+      </w:r>
+    </w:p>
+    <w:p>
+      <w:pPr>
+        <w:pStyle w:val="ListParagraph"/>
+        <w:numPr>
+          <w:ilvl w:val="0"/>
+          <w:numId w:val="2"/>
+        </w:numPr>
+        <w:spacing w:after="60" w:line="280" w:lineRule="auto"/>
+      </w:pPr>
+      <w:r>
+        <w:t>Commit to cover. Once in a cover position, stay there until the threat shifts; do not break cover for formation maintenance.</w:t>
+      </w:r>
+    </w:p>
+    <w:p>
+      <w:pPr>
+        <w:pStyle w:val="ListParagraph"/>
+        <w:numPr>
+          <w:ilvl w:val="0"/>
+          <w:numId w:val="2"/>
+        </w:numPr>
+        <w:spacing w:after="60" w:line="280" w:lineRule="auto"/>
+      </w:pPr>
+      <w:r>
+        <w:t>Threat-aware follow — drop into combat posture and prioritise cover when the player is taking fire, even between engagements.</w:t>
+      </w:r>
+    </w:p>
+    <w:p>
+      <w:pPr>
+        <w:pStyle w:val="ListParagraph"/>
+        <w:numPr>
+          <w:ilvl w:val="0"/>
+          <w:numId w:val="2"/>
+        </w:numPr>
+        <w:spacing w:after="60" w:line="280" w:lineRule="auto"/>
+      </w:pPr>
+      <w:r>
+        <w:lastRenderedPageBreak/>
+        <w:t>Architecture pass for a second companion (role assignment, who-revives-the-player arbitration).</w:t>
+      </w:r>
+    </w:p>
+    <w:p>
+      <w:pPr>
+        <w:spacing w:after="120" w:line="280" w:lineRule="auto"/>
+      </w:pPr>
+      <w:r>
+        <w:rPr>
+          <w:b/>
+          <w:bCs/>
+        </w:rPr>
         <w:t xml:space="preserve">What it buys us: </w:t>
       </w:r>
       <w:r>
-        <w:t>Confidence the companion behaves the same on every machine, in multiplayer, after every refactor. Removes the class of "works in editor, fails in playtest" surprises.</w:t>
+        <w:t>The companion becomes a design pillar. Playtesters will notice and remember it.</w:t>
       </w:r>
     </w:p>
     <w:p>
@@ -540,15 +575,7 @@
         <w:t xml:space="preserve">What it doesn't: </w:t>
       </w:r>
       <w:r>
-        <w:t xml:space="preserve">Add any new gameplay surface. The supervisor and </w:t>
-      </w:r>
-      <w:proofErr w:type="spellStart"/>
-      <w:r>
-        <w:t>playtesters</w:t>
-      </w:r>
-      <w:proofErr w:type="spellEnd"/>
-      <w:r>
-        <w:t xml:space="preserve"> won't see new features — only fewer bugs.</w:t>
+        <w:t>Solve any of the underlying movement, traversal, or animation issues. A more tactical companion that still trips over walls reads worse than a simpler companion that moves cleanly.</w:t>
       </w:r>
     </w:p>
     <w:p>
@@ -556,7 +583,7 @@
         <w:pStyle w:val="Heading3"/>
       </w:pPr>
       <w:r>
-        <w:t>Path B — Tactical / Behavioural Depth</w:t>
+        <w:t>Path C — Player Agency (Command System)</w:t>
       </w:r>
     </w:p>
     <w:p>
@@ -571,7 +598,7 @@
         <w:t xml:space="preserve">Frame. </w:t>
       </w:r>
       <w:r>
-        <w:t>Make the companion feel like a real squadmate, not a follower with a gun. Today it is a competent autonomous actor; the next step is making its decisions visibly tactical.</w:t>
+        <w:t>Let the player drive the companion instead of the companion guessing. The strongest perceived change per engineering hour is giving the player a control surface.</w:t>
       </w:r>
     </w:p>
     <w:p>
@@ -592,374 +619,199 @@
         <w:spacing w:after="60" w:line="280" w:lineRule="auto"/>
       </w:pPr>
       <w:r>
-        <w:t>Multiple engagement patterns — suppress, flank, push — chosen based on cover availability and enemy count.</w:t>
-      </w:r>
-    </w:p>
-    <w:p>
-      <w:pPr>
-        <w:pStyle w:val="ListParagraph"/>
-        <w:numPr>
-          <w:ilvl w:val="0"/>
-          <w:numId w:val="2"/>
-        </w:numPr>
-        <w:spacing w:after="60" w:line="280" w:lineRule="auto"/>
-      </w:pPr>
-      <w:r>
-        <w:t>Commit to cover. Once in a cover position, stay there until the threat shifts; do not break cover for formation maintenance.</w:t>
-      </w:r>
-    </w:p>
-    <w:p>
-      <w:pPr>
-        <w:pStyle w:val="ListParagraph"/>
-        <w:numPr>
-          <w:ilvl w:val="0"/>
-          <w:numId w:val="2"/>
-        </w:numPr>
-        <w:spacing w:after="60" w:line="280" w:lineRule="auto"/>
-      </w:pPr>
-      <w:r>
+        <w:t>A command ping — hold a key, point at the world, issue an order: "go here", "hold this position", "focus that target", "revive me".</w:t>
+      </w:r>
+    </w:p>
+    <w:p>
+      <w:pPr>
+        <w:pStyle w:val="ListParagraph"/>
+        <w:numPr>
+          <w:ilvl w:val="0"/>
+          <w:numId w:val="2"/>
+        </w:numPr>
+        <w:spacing w:after="60" w:line="280" w:lineRule="auto"/>
+      </w:pPr>
+      <w:r>
+        <w:t>Blackboard keys for player intent; the behaviour tree gains a top-level branch that respects commands and overrides the autonomous logic.</w:t>
+      </w:r>
+    </w:p>
+    <w:p>
+      <w:pPr>
+        <w:pStyle w:val="ListParagraph"/>
+        <w:numPr>
+          <w:ilvl w:val="0"/>
+          <w:numId w:val="2"/>
+        </w:numPr>
+        <w:spacing w:after="60" w:line="280" w:lineRule="auto"/>
+      </w:pPr>
+      <w:r>
+        <w:t>A minimal UI affordance (indicator on the world, command icon on the HUD).</w:t>
+      </w:r>
+    </w:p>
+    <w:p>
+      <w:pPr>
+        <w:pStyle w:val="ListParagraph"/>
+        <w:numPr>
+          <w:ilvl w:val="0"/>
+          <w:numId w:val="2"/>
+        </w:numPr>
+        <w:spacing w:after="60" w:line="280" w:lineRule="auto"/>
+      </w:pPr>
+      <w:r>
+        <w:t>A clear hand-back rule — when an order completes or is overridden by a higher-priority event (player goes down), the companion returns to autonomous mode.</w:t>
+      </w:r>
+    </w:p>
+    <w:p>
+      <w:pPr>
+        <w:spacing w:after="120" w:line="280" w:lineRule="auto"/>
+        <w:rPr>
+          <w:b/>
+          <w:bCs/>
+        </w:rPr>
+      </w:pPr>
+    </w:p>
+    <w:p>
+      <w:pPr>
+        <w:spacing w:after="120" w:line="280" w:lineRule="auto"/>
+      </w:pPr>
+      <w:r>
+        <w:rPr>
+          <w:b/>
+          <w:bCs/>
+        </w:rPr>
+        <w:t xml:space="preserve">What it buys us: </w:t>
+      </w:r>
+      <w:r>
+        <w:t>The biggest gameplay-loop change of the three. The companion becomes a controllable resource the player engages with deliberately. Playtesters tend to react most viscerally to this kind of feature because it changes how the game is played, not just how it runs.</w:t>
+      </w:r>
+    </w:p>
+    <w:p>
+      <w:pPr>
+        <w:spacing w:after="120" w:line="280" w:lineRule="auto"/>
+      </w:pPr>
+      <w:r>
+        <w:rPr>
+          <w:b/>
+          <w:bCs/>
+        </w:rPr>
+        <w:t xml:space="preserve">What it doesn't: </w:t>
+      </w:r>
+      <w:r>
+        <w:t>Improve the underlying behaviour quality. A bad follower with commands is still a bad follower — the command system rides on top of the existing AI, it does not replace it.</w:t>
+      </w:r>
+    </w:p>
+    <w:p>
+      <w:pPr>
+        <w:pStyle w:val="Heading2"/>
+      </w:pPr>
+      <w:r>
+        <w:t>3. Recommendation &amp; Decision Points</w:t>
+      </w:r>
+    </w:p>
+    <w:p>
+      <w:pPr>
+        <w:pStyle w:val="Heading3"/>
+      </w:pPr>
+      <w:r>
+        <w:t>3.1 Recommended sequencing</w:t>
+      </w:r>
+    </w:p>
+    <w:p>
+      <w:pPr>
+        <w:spacing w:after="120" w:line="280" w:lineRule="auto"/>
+      </w:pPr>
+      <w:r>
+        <w:rPr>
+          <w:b/>
+          <w:bCs/>
+        </w:rPr>
+        <w:t xml:space="preserve">Path A first. </w:t>
+      </w:r>
+      <w:r>
+        <w:t>Without it, both B and C are built on shifting sand. The traversal and locomotion issues will surface in any feature work — every new behaviour added on top will inherit them, and every new bug report will need to be triaged against the existing instability before we can address the new feature.</w:t>
+      </w:r>
+    </w:p>
+    <w:p>
+      <w:pPr>
+        <w:spacing w:after="120" w:line="280" w:lineRule="auto"/>
+      </w:pPr>
+      <w:r>
+        <w:rPr>
+          <w:b/>
+          <w:bCs/>
+        </w:rPr>
+        <w:t xml:space="preserve">Then Path C. </w:t>
+      </w:r>
+      <w:r>
+        <w:t>Bigger perceived impact per engineering hour than B. The command system also acts as a force-multiplier on B's later behaviours, because the player can see the companion respond to an order — discovery is built in.</w:t>
+      </w:r>
+    </w:p>
+    <w:p>
+      <w:pPr>
+        <w:spacing w:after="120" w:line="280" w:lineRule="auto"/>
+      </w:pPr>
+      <w:r>
+        <w:rPr>
+          <w:b/>
+          <w:bCs/>
+        </w:rPr>
+        <w:t xml:space="preserve">Path B last. </w:t>
+      </w:r>
+      <w:r>
+        <w:t>Squad-level tactical depth is the most expensive of the three and depends on the solo companion being stable and controllable. Bringing it forward risks doubling down on systems that haven't been validated.</w:t>
+      </w:r>
+    </w:p>
+    <w:p>
+      <w:pPr>
+        <w:pStyle w:val="Heading3"/>
+      </w:pPr>
+      <w:r>
+        <w:t>3.2 Decision points for you</w:t>
+      </w:r>
+    </w:p>
+    <w:p>
+      <w:pPr>
+        <w:spacing w:after="120" w:line="280" w:lineRule="auto"/>
+      </w:pPr>
+      <w:r>
+        <w:t>These are the questions that will most affect which path runs first:</w:t>
+      </w:r>
+    </w:p>
+    <w:p>
+      <w:pPr>
+        <w:pStyle w:val="ListParagraph"/>
+        <w:numPr>
+          <w:ilvl w:val="0"/>
+          <w:numId w:val="2"/>
+        </w:numPr>
+        <w:spacing w:after="60" w:line="280" w:lineRule="auto"/>
+      </w:pPr>
+      <w:r>
+        <w:rPr>
+          <w:b/>
+          <w:bCs/>
+        </w:rPr>
+        <w:t xml:space="preserve">Visible progress this cycle, or invisible stability progress? </w:t>
+      </w:r>
+      <w:r>
+        <w:t>If you need a feature to demo, Path C ahead of A is defensible — the command system gives a clear talking point. If the priority is reliability ahead of a wider playtest or vertical-slice review, A is the right call.</w:t>
+      </w:r>
+    </w:p>
+    <w:p>
+      <w:pPr>
+        <w:pStyle w:val="ListParagraph"/>
+        <w:numPr>
+          <w:ilvl w:val="0"/>
+          <w:numId w:val="2"/>
+        </w:numPr>
+        <w:spacing w:after="60" w:line="280" w:lineRule="auto"/>
+      </w:pPr>
+      <w:r>
+        <w:rPr>
+          <w:b/>
+          <w:bCs/>
+        </w:rPr>
         <w:lastRenderedPageBreak/>
-        <w:t>Threat-aware follow — drop into combat posture and prioritise cover when the player is taking fire, even between engagements.</w:t>
-      </w:r>
-    </w:p>
-    <w:p>
-      <w:pPr>
-        <w:pStyle w:val="ListParagraph"/>
-        <w:numPr>
-          <w:ilvl w:val="0"/>
-          <w:numId w:val="2"/>
-        </w:numPr>
-        <w:spacing w:after="60" w:line="280" w:lineRule="auto"/>
-      </w:pPr>
-      <w:r>
-        <w:t>Architecture pass for a second companion (role assignment, who-revives-the-player arbitration).</w:t>
-      </w:r>
-    </w:p>
-    <w:p>
-      <w:pPr>
-        <w:spacing w:after="120" w:line="280" w:lineRule="auto"/>
-      </w:pPr>
-      <w:r>
-        <w:rPr>
-          <w:b/>
-          <w:bCs/>
-        </w:rPr>
-        <w:t xml:space="preserve">Effort: </w:t>
-      </w:r>
-      <w:r>
-        <w:t>Large — six to ten weeks.</w:t>
-      </w:r>
-    </w:p>
-    <w:p>
-      <w:pPr>
-        <w:spacing w:after="120" w:line="280" w:lineRule="auto"/>
-      </w:pPr>
-      <w:r>
-        <w:rPr>
-          <w:b/>
-          <w:bCs/>
-        </w:rPr>
-        <w:t xml:space="preserve">What it buys us: </w:t>
-      </w:r>
-      <w:r>
-        <w:t xml:space="preserve">The companion becomes a design pillar. </w:t>
-      </w:r>
-      <w:proofErr w:type="spellStart"/>
-      <w:r>
-        <w:t>Playtesters</w:t>
-      </w:r>
-      <w:proofErr w:type="spellEnd"/>
-      <w:r>
-        <w:t xml:space="preserve"> will notice and remember it.</w:t>
-      </w:r>
-    </w:p>
-    <w:p>
-      <w:pPr>
-        <w:spacing w:after="120" w:line="280" w:lineRule="auto"/>
-      </w:pPr>
-      <w:r>
-        <w:rPr>
-          <w:b/>
-          <w:bCs/>
-        </w:rPr>
-        <w:t xml:space="preserve">What it doesn't: </w:t>
-      </w:r>
-      <w:r>
-        <w:t>Solve any of the underlying movement, traversal, or animation issues. A more tactical companion that still trips over walls reads worse than a simpler companion that moves cleanly.</w:t>
-      </w:r>
-    </w:p>
-    <w:p>
-      <w:pPr>
-        <w:pStyle w:val="Heading3"/>
-      </w:pPr>
-      <w:r>
-        <w:t>Path C — Player Agency (Command System)</w:t>
-      </w:r>
-    </w:p>
-    <w:p>
-      <w:pPr>
-        <w:spacing w:after="120" w:line="280" w:lineRule="auto"/>
-      </w:pPr>
-      <w:r>
-        <w:rPr>
-          <w:b/>
-          <w:bCs/>
-        </w:rPr>
-        <w:t xml:space="preserve">Frame. </w:t>
-      </w:r>
-      <w:r>
-        <w:t>Let the player drive the companion instead of the companion guessing. The strongest perceived change per engineering hour is giving the player a control surface.</w:t>
-      </w:r>
-    </w:p>
-    <w:p>
-      <w:pPr>
-        <w:spacing w:after="60"/>
-      </w:pPr>
-      <w:r>
-        <w:t>Concrete work:</w:t>
-      </w:r>
-    </w:p>
-    <w:p>
-      <w:pPr>
-        <w:pStyle w:val="ListParagraph"/>
-        <w:numPr>
-          <w:ilvl w:val="0"/>
-          <w:numId w:val="2"/>
-        </w:numPr>
-        <w:spacing w:after="60" w:line="280" w:lineRule="auto"/>
-      </w:pPr>
-      <w:r>
-        <w:t>A command ping — hold a key, point at the world, issue an order: "go here", "hold this position", "focus that target", "revive me".</w:t>
-      </w:r>
-    </w:p>
-    <w:p>
-      <w:pPr>
-        <w:pStyle w:val="ListParagraph"/>
-        <w:numPr>
-          <w:ilvl w:val="0"/>
-          <w:numId w:val="2"/>
-        </w:numPr>
-        <w:spacing w:after="60" w:line="280" w:lineRule="auto"/>
-      </w:pPr>
-      <w:r>
-        <w:t>Blackboard keys for player intent; the behaviour tree gains a top-level branch that respects commands and overrides the autonomous logic.</w:t>
-      </w:r>
-    </w:p>
-    <w:p>
-      <w:pPr>
-        <w:pStyle w:val="ListParagraph"/>
-        <w:numPr>
-          <w:ilvl w:val="0"/>
-          <w:numId w:val="2"/>
-        </w:numPr>
-        <w:spacing w:after="60" w:line="280" w:lineRule="auto"/>
-      </w:pPr>
-      <w:r>
-        <w:t>A minimal UI affordance (indicator on the world, command icon on the HUD).</w:t>
-      </w:r>
-    </w:p>
-    <w:p>
-      <w:pPr>
-        <w:pStyle w:val="ListParagraph"/>
-        <w:numPr>
-          <w:ilvl w:val="0"/>
-          <w:numId w:val="2"/>
-        </w:numPr>
-        <w:spacing w:after="60" w:line="280" w:lineRule="auto"/>
-      </w:pPr>
-      <w:r>
-        <w:t>A clear hand-back rule — when an order completes or is overridden by a higher-priority event (player goes down), the companion returns to autonomous mode.</w:t>
-      </w:r>
-    </w:p>
-    <w:p>
-      <w:pPr>
-        <w:spacing w:after="120" w:line="280" w:lineRule="auto"/>
-      </w:pPr>
-      <w:r>
-        <w:rPr>
-          <w:b/>
-          <w:bCs/>
-        </w:rPr>
-        <w:t xml:space="preserve">Effort: </w:t>
-      </w:r>
-      <w:r>
-        <w:t>Medium-to-large — five to eight weeks, depending on UI scope.</w:t>
-      </w:r>
-    </w:p>
-    <w:p>
-      <w:pPr>
-        <w:spacing w:after="120" w:line="280" w:lineRule="auto"/>
-      </w:pPr>
-      <w:r>
-        <w:rPr>
-          <w:b/>
-          <w:bCs/>
-        </w:rPr>
-        <w:t xml:space="preserve">What it buys us: </w:t>
-      </w:r>
-      <w:r>
-        <w:t xml:space="preserve">The biggest gameplay-loop change of the three. The companion becomes a controllable resource the player engages with deliberately. </w:t>
-      </w:r>
-      <w:proofErr w:type="spellStart"/>
-      <w:r>
-        <w:t>Playtesters</w:t>
-      </w:r>
-      <w:proofErr w:type="spellEnd"/>
-      <w:r>
-        <w:t xml:space="preserve"> tend to react most viscerally to this kind of feature because it changes how the game is played, not just how it runs.</w:t>
-      </w:r>
-    </w:p>
-    <w:p>
-      <w:pPr>
-        <w:spacing w:after="120" w:line="280" w:lineRule="auto"/>
-      </w:pPr>
-      <w:r>
-        <w:rPr>
-          <w:b/>
-          <w:bCs/>
-        </w:rPr>
-        <w:t xml:space="preserve">What it doesn't: </w:t>
-      </w:r>
-      <w:r>
-        <w:t xml:space="preserve">Improve the underlying behaviour quality. A bad follower with commands is still a bad follower — the command system rides on top of the existing </w:t>
-      </w:r>
-      <w:proofErr w:type="gramStart"/>
-      <w:r>
-        <w:t>AI,</w:t>
-      </w:r>
-      <w:proofErr w:type="gramEnd"/>
-      <w:r>
-        <w:t xml:space="preserve"> it does not replace it.</w:t>
-      </w:r>
-    </w:p>
-    <w:p>
-      <w:pPr>
-        <w:pStyle w:val="Heading2"/>
-      </w:pPr>
-      <w:r>
-        <w:t>3. Recommendation &amp; Decision Points</w:t>
-      </w:r>
-    </w:p>
-    <w:p>
-      <w:pPr>
-        <w:pStyle w:val="Heading3"/>
-      </w:pPr>
-      <w:r>
-        <w:t>3.1 Recommended sequencing</w:t>
-      </w:r>
-    </w:p>
-    <w:p>
-      <w:pPr>
-        <w:spacing w:after="120" w:line="280" w:lineRule="auto"/>
-      </w:pPr>
-      <w:r>
-        <w:rPr>
-          <w:b/>
-          <w:bCs/>
-        </w:rPr>
-        <w:t xml:space="preserve">Path A first. </w:t>
-      </w:r>
-      <w:r>
-        <w:t>Without it, both B and C are built on shifting sand. The traversal and locomotion issues will surface in any feature work — every new behaviour added on top will inherit them, and every new bug report will need to be triaged against the existing instability before we can address the new feature.</w:t>
-      </w:r>
-    </w:p>
-    <w:p>
-      <w:pPr>
-        <w:spacing w:after="120" w:line="280" w:lineRule="auto"/>
-      </w:pPr>
-      <w:r>
-        <w:rPr>
-          <w:b/>
-          <w:bCs/>
-        </w:rPr>
-        <w:t xml:space="preserve">Then Path C. </w:t>
-      </w:r>
-      <w:r>
-        <w:t>Bigger perceived impact per engineering hour than B. The command system also acts as a force-multiplier on B's later behaviours, because the player can see the companion respond to an order — discovery is built in.</w:t>
-      </w:r>
-    </w:p>
-    <w:p>
-      <w:pPr>
-        <w:spacing w:after="120" w:line="280" w:lineRule="auto"/>
-      </w:pPr>
-      <w:r>
-        <w:rPr>
-          <w:b/>
-          <w:bCs/>
-        </w:rPr>
-        <w:t xml:space="preserve">Path </w:t>
-      </w:r>
-      <w:proofErr w:type="spellStart"/>
-      <w:r>
-        <w:rPr>
-          <w:b/>
-          <w:bCs/>
-        </w:rPr>
-        <w:t>B last</w:t>
-      </w:r>
-      <w:proofErr w:type="spellEnd"/>
-      <w:r>
-        <w:rPr>
-          <w:b/>
-          <w:bCs/>
-        </w:rPr>
-        <w:t xml:space="preserve">. </w:t>
-      </w:r>
-      <w:r>
-        <w:t>Squad-level tactical depth is the most expensive of the three and depends on the solo companion being stable and controllable. Bringing it forward risks doubling down on systems that haven't been validated.</w:t>
-      </w:r>
-    </w:p>
-    <w:p>
-      <w:pPr>
-        <w:pStyle w:val="Heading3"/>
-      </w:pPr>
-      <w:r>
-        <w:t>3.2 Decision points for you</w:t>
-      </w:r>
-    </w:p>
-    <w:p>
-      <w:pPr>
-        <w:spacing w:after="120" w:line="280" w:lineRule="auto"/>
-      </w:pPr>
-      <w:r>
-        <w:t>These are the questions that will most affect which path runs first:</w:t>
-      </w:r>
-    </w:p>
-    <w:p>
-      <w:pPr>
-        <w:pStyle w:val="ListParagraph"/>
-        <w:numPr>
-          <w:ilvl w:val="0"/>
-          <w:numId w:val="2"/>
-        </w:numPr>
-        <w:spacing w:after="60" w:line="280" w:lineRule="auto"/>
-      </w:pPr>
-      <w:r>
-        <w:rPr>
-          <w:b/>
-          <w:bCs/>
-        </w:rPr>
-        <w:lastRenderedPageBreak/>
-        <w:t xml:space="preserve">Visible progress this cycle, or invisible stability progress? </w:t>
-      </w:r>
-      <w:r>
-        <w:t>If you need a feature to demo, Path C ahead of A is defensible — the command system gives a clear talking point. If the priority is reliability ahead of a wider playtest or vertical-slice review, A is the right call.</w:t>
-      </w:r>
-    </w:p>
-    <w:p>
-      <w:pPr>
-        <w:pStyle w:val="ListParagraph"/>
-        <w:numPr>
-          <w:ilvl w:val="0"/>
-          <w:numId w:val="2"/>
-        </w:numPr>
-        <w:spacing w:after="60" w:line="280" w:lineRule="auto"/>
-      </w:pPr>
-      <w:r>
-        <w:rPr>
-          <w:b/>
-          <w:bCs/>
-        </w:rPr>
         <w:t xml:space="preserve">Is multiplayer in scope this cycle? </w:t>
       </w:r>
       <w:r>
